--- a/src/main/resources/covers/Cover_template.docx
+++ b/src/main/resources/covers/Cover_template.docx
@@ -462,8 +462,8 @@
           <w:rFonts w:ascii="Times New Roman" w:hAnsi="Times New Roman" w:cs="Times New Roman"/>
           <w:b/>
           <w:bCs/>
-          <w:sz w:val="48"/>
-          <w:szCs w:val="48"/>
+          <w:sz w:val="26"/>
+          <w:szCs w:val="26"/>
         </w:rPr>
       </w:pPr>
       <w:r>
@@ -483,8 +483,8 @@
           <w:rFonts w:cs="Times New Roman" w:ascii="Times New Roman" w:hAnsi="Times New Roman"/>
           <w:b/>
           <w:bCs/>
-          <w:sz w:val="32"/>
-          <w:szCs w:val="32"/>
+          <w:sz w:val="26"/>
+          <w:szCs w:val="26"/>
         </w:rPr>
         <w:t>g</w:t>
       </w:r>
